--- a/Docs/TechTask/ТЗ 0.0.5.docx
+++ b/Docs/TechTask/ТЗ 0.0.5.docx
@@ -248,26 +248,14 @@
       <w:pPr>
         <w:spacing w:after="0" w:line="360" w:lineRule="auto"/>
         <w:jc w:val="both"/>
-        <w:rPr>
-          <w:lang w:val="en-US"/>
-        </w:rPr>
-      </w:pPr>
-      <w:r>
-        <w:rPr>
-          <w:lang w:val="en-US"/>
-        </w:rPr>
+      </w:pPr>
+      <w:r>
         <w:t>0.0.</w:t>
       </w:r>
       <w:r>
-        <w:rPr>
-          <w:lang w:val="en-US"/>
-        </w:rPr>
         <w:t>5</w:t>
       </w:r>
       <w:r>
-        <w:rPr>
-          <w:lang w:val="en-US"/>
-        </w:rPr>
         <w:t xml:space="preserve">.1. </w:t>
       </w:r>
       <w:proofErr w:type="spellStart"/>
@@ -276,9 +264,6 @@
       </w:r>
       <w:proofErr w:type="spellEnd"/>
       <w:r>
-        <w:rPr>
-          <w:lang w:val="en-US"/>
-        </w:rPr>
         <w:t>:</w:t>
       </w:r>
     </w:p>
@@ -286,45 +271,158 @@
       <w:pPr>
         <w:spacing w:after="0" w:line="360" w:lineRule="auto"/>
         <w:jc w:val="both"/>
-        <w:rPr>
-          <w:lang w:val="en-US"/>
-        </w:rPr>
-      </w:pPr>
-      <w:r>
-        <w:rPr>
-          <w:lang w:val="en-US"/>
-        </w:rPr>
+      </w:pPr>
+      <w:r>
         <w:tab/>
       </w:r>
       <w:r>
-        <w:rPr>
-          <w:lang w:val="en-US"/>
-        </w:rPr>
         <w:t>+</w:t>
       </w:r>
       <w:r>
-        <w:rPr>
-          <w:lang w:val="en-US"/>
-        </w:rPr>
         <w:t>0.0.</w:t>
       </w:r>
       <w:r>
-        <w:rPr>
-          <w:lang w:val="en-US"/>
-        </w:rPr>
         <w:t>5</w:t>
       </w:r>
       <w:r>
-        <w:rPr>
-          <w:lang w:val="en-US"/>
-        </w:rPr>
         <w:t xml:space="preserve">.1.1. </w:t>
       </w:r>
+      <w:r>
+        <w:rPr>
+          <w:lang w:val="en-US"/>
+        </w:rPr>
+        <w:t>Contract</w:t>
+      </w:r>
+      <w:r>
+        <w:t>.</w:t>
+      </w:r>
+      <w:r>
+        <w:rPr>
+          <w:lang w:val="en-US"/>
+        </w:rPr>
+        <w:t>Model</w:t>
+      </w:r>
+      <w:r>
+        <w:t>.</w:t>
+      </w:r>
       <w:proofErr w:type="spellStart"/>
       <w:r>
         <w:rPr>
           <w:lang w:val="en-US"/>
         </w:rPr>
+        <w:t>ErrorMessage</w:t>
+      </w:r>
+      <w:proofErr w:type="spellEnd"/>
+    </w:p>
+    <w:p>
+      <w:pPr>
+        <w:rPr>
+          <w:lang w:val="en-US"/>
+        </w:rPr>
+      </w:pPr>
+      <w:r>
+        <w:tab/>
+      </w:r>
+      <w:r>
+        <w:rPr>
+          <w:lang w:val="en-US"/>
+        </w:rPr>
+        <w:t xml:space="preserve">+ </w:t>
+      </w:r>
+      <w:r>
+        <w:rPr>
+          <w:lang w:val="en-US"/>
+        </w:rPr>
+        <w:t xml:space="preserve">0.0.5.1.2. </w:t>
+      </w:r>
+      <w:proofErr w:type="spellStart"/>
+      <w:r>
+        <w:rPr>
+          <w:lang w:val="en-US"/>
+        </w:rPr>
+        <w:t>DbClient</w:t>
+      </w:r>
+      <w:proofErr w:type="spellEnd"/>
+      <w:r>
+        <w:rPr>
+          <w:lang w:val="en-US"/>
+        </w:rPr>
+        <w:t>.</w:t>
+      </w:r>
+      <w:r>
+        <w:rPr>
+          <w:lang w:val="en-US"/>
+        </w:rPr>
+        <w:t xml:space="preserve"> </w:t>
+      </w:r>
+      <w:r>
+        <w:rPr>
+          <w:lang w:val="en-US"/>
+        </w:rPr>
+        <w:t>Deploy</w:t>
+      </w:r>
+      <w:r>
+        <w:rPr>
+          <w:lang w:val="en-US"/>
+        </w:rPr>
+        <w:t>.</w:t>
+      </w:r>
+      <w:r>
+        <w:rPr>
+          <w:lang w:val="en-US"/>
+        </w:rPr>
+        <w:t xml:space="preserve"> </w:t>
+      </w:r>
+      <w:proofErr w:type="gramStart"/>
+      <w:r>
+        <w:rPr>
+          <w:lang w:val="en-US"/>
+        </w:rPr>
+        <w:t>1.CreateTables.sql</w:t>
+      </w:r>
+      <w:proofErr w:type="gramEnd"/>
+    </w:p>
+    <w:p>
+      <w:pPr>
+        <w:rPr>
+          <w:lang w:val="en-US"/>
+        </w:rPr>
+      </w:pPr>
+      <w:r>
+        <w:rPr>
+          <w:lang w:val="en-US"/>
+        </w:rPr>
+        <w:tab/>
+      </w:r>
+      <w:r>
+        <w:rPr>
+          <w:lang w:val="en-US"/>
+        </w:rPr>
+        <w:t>0.0.5.1.</w:t>
+      </w:r>
+      <w:r>
+        <w:rPr>
+          <w:lang w:val="en-US"/>
+        </w:rPr>
+        <w:t>3</w:t>
+      </w:r>
+      <w:r>
+        <w:rPr>
+          <w:lang w:val="en-US"/>
+        </w:rPr>
+        <w:t>.</w:t>
+      </w:r>
+      <w:r>
+        <w:rPr>
+          <w:lang w:val="en-US"/>
+        </w:rPr>
+        <w:t xml:space="preserve"> </w:t>
+      </w:r>
+      <w:proofErr w:type="spellStart"/>
+      <w:r>
+        <w:rPr>
+          <w:lang w:val="en-US"/>
+        </w:rPr>
         <w:t>Contract.Model.ErrorMessage</w:t>
       </w:r>
       <w:proofErr w:type="spellEnd"/>
@@ -345,22 +443,14 @@
         <w:rPr>
           <w:lang w:val="en-US"/>
         </w:rPr>
-        <w:t xml:space="preserve">+ </w:t>
-      </w:r>
-      <w:r>
-        <w:rPr>
-          <w:lang w:val="en-US"/>
-        </w:rPr>
-        <w:t xml:space="preserve">0.0.5.1.2. </w:t>
-      </w:r>
-      <w:proofErr w:type="spellStart"/>
-      <w:r>
-        <w:rPr>
-          <w:lang w:val="en-US"/>
-        </w:rPr>
-        <w:t>DbClient</w:t>
-      </w:r>
-      <w:proofErr w:type="spellEnd"/>
+        <w:t xml:space="preserve">0.0.5.1.4. </w:t>
+      </w:r>
+      <w:r>
+        <w:rPr>
+          <w:lang w:val="en-US"/>
+        </w:rPr>
+        <w:t>DB</w:t>
+      </w:r>
       <w:r>
         <w:rPr>
           <w:lang w:val="en-US"/>
@@ -368,16 +458,13 @@
         <w:t>.</w:t>
       </w:r>
       <w:r>
-        <w:rPr>
-          <w:lang w:val="en-US"/>
-        </w:rPr>
         <w:t xml:space="preserve"> </w:t>
       </w:r>
       <w:r>
         <w:rPr>
           <w:lang w:val="en-US"/>
         </w:rPr>
-        <w:t>Deploy</w:t>
+        <w:t>Model</w:t>
       </w:r>
       <w:r>
         <w:rPr>
@@ -386,77 +473,16 @@
         <w:t>.</w:t>
       </w:r>
       <w:r>
-        <w:rPr>
-          <w:lang w:val="en-US"/>
-        </w:rPr>
         <w:t xml:space="preserve"> </w:t>
       </w:r>
-      <w:proofErr w:type="gramStart"/>
-      <w:r>
-        <w:rPr>
-          <w:lang w:val="en-US"/>
-        </w:rPr>
-        <w:t>1.CreateTables.sql</w:t>
-      </w:r>
-      <w:proofErr w:type="gramEnd"/>
-    </w:p>
-    <w:p>
-      <w:pPr>
-        <w:rPr>
-          <w:lang w:val="en-US"/>
-        </w:rPr>
-      </w:pPr>
-      <w:r>
-        <w:rPr>
-          <w:lang w:val="en-US"/>
-        </w:rPr>
-        <w:tab/>
-      </w:r>
-      <w:r>
-        <w:rPr>
-          <w:lang w:val="en-US"/>
-        </w:rPr>
-        <w:t>0.0.5.1.</w:t>
-      </w:r>
-      <w:r>
-        <w:rPr>
-          <w:lang w:val="en-US"/>
-        </w:rPr>
-        <w:t>3</w:t>
-      </w:r>
-      <w:r>
-        <w:rPr>
-          <w:lang w:val="en-US"/>
-        </w:rPr>
-        <w:t>.</w:t>
-      </w:r>
-      <w:r>
-        <w:rPr>
-          <w:lang w:val="en-US"/>
-        </w:rPr>
-        <w:t xml:space="preserve"> </w:t>
-      </w:r>
-      <w:proofErr w:type="spellStart"/>
-      <w:r>
-        <w:rPr>
-          <w:lang w:val="en-US"/>
-        </w:rPr>
-        <w:t>Contract.Model.ErrorMessage</w:t>
-      </w:r>
-      <w:proofErr w:type="spellEnd"/>
-    </w:p>
-    <w:p>
-      <w:pPr>
-        <w:rPr>
-          <w:lang w:val="en-US"/>
-        </w:rPr>
-      </w:pPr>
-      <w:r>
-        <w:rPr>
-          <w:lang w:val="en-US"/>
-        </w:rPr>
-        <w:tab/>
-      </w:r>
+      <w:r>
+        <w:rPr>
+          <w:lang w:val="en-US"/>
+        </w:rPr>
+        <w:t>Project</w:t>
+      </w:r>
+      <w:bookmarkStart w:id="0" w:name="_GoBack"/>
+      <w:bookmarkEnd w:id="0"/>
     </w:p>
     <w:p>
       <w:pPr>
@@ -566,6 +592,17 @@
           <w:lang w:val="en-US"/>
         </w:rPr>
         <w:tab/>
+      </w:r>
+      <w:r>
+        <w:rPr>
+          <w:lang w:val="en-US"/>
+        </w:rPr>
+        <w:t>+</w:t>
+      </w:r>
+      <w:r>
+        <w:rPr>
+          <w:lang w:val="en-US"/>
+        </w:rPr>
         <w:t>0.0.5.</w:t>
       </w:r>
       <w:r>
@@ -674,30 +711,25 @@
         </w:rPr>
         <w:t>trollers.AccountController.Logout</w:t>
       </w:r>
-      <w:bookmarkStart w:id="0" w:name="_GoBack"/>
-      <w:bookmarkEnd w:id="0"/>
-    </w:p>
-    <w:p>
-      <w:pPr>
-        <w:spacing w:after="0" w:line="360" w:lineRule="auto"/>
-        <w:jc w:val="both"/>
-        <w:rPr>
-          <w:lang w:val="en-US"/>
-        </w:rPr>
-      </w:pPr>
-    </w:p>
-    <w:p>
-      <w:pPr>
-        <w:rPr>
-          <w:lang w:val="en-US"/>
-        </w:rPr>
-      </w:pPr>
-    </w:p>
-    <w:p>
-      <w:r>
-        <w:rPr>
-          <w:lang w:val="en-US"/>
-        </w:rPr>
+    </w:p>
+    <w:p>
+      <w:pPr>
+        <w:spacing w:after="0" w:line="360" w:lineRule="auto"/>
+        <w:jc w:val="both"/>
+        <w:rPr>
+          <w:lang w:val="en-US"/>
+        </w:rPr>
+      </w:pPr>
+    </w:p>
+    <w:p>
+      <w:pPr>
+        <w:rPr>
+          <w:lang w:val="en-US"/>
+        </w:rPr>
+      </w:pPr>
+    </w:p>
+    <w:p>
+      <w:r>
         <w:t xml:space="preserve">0.0.5.3. </w:t>
       </w:r>
       <w:r>
@@ -710,6 +742,80 @@
         <w:t>тесты</w:t>
       </w:r>
     </w:p>
+    <w:p>
+      <w:r>
+        <w:lastRenderedPageBreak/>
+        <w:tab/>
+      </w:r>
+      <w:r>
+        <w:t>0.0.5.3.</w:t>
+      </w:r>
+      <w:r>
+        <w:t xml:space="preserve">1. </w:t>
+      </w:r>
+    </w:p>
+    <w:p>
+      <w:r>
+        <w:tab/>
+      </w:r>
+      <w:r>
+        <w:t>0.0.5.3.</w:t>
+      </w:r>
+      <w:r>
+        <w:t xml:space="preserve">2. </w:t>
+      </w:r>
+    </w:p>
+    <w:p>
+      <w:r>
+        <w:tab/>
+      </w:r>
+      <w:r>
+        <w:t>0.0.5.3.</w:t>
+      </w:r>
+      <w:r>
+        <w:t xml:space="preserve">3. </w:t>
+      </w:r>
+    </w:p>
+    <w:p>
+      <w:r>
+        <w:tab/>
+      </w:r>
+      <w:r>
+        <w:t>0.0.5.3.</w:t>
+      </w:r>
+      <w:r>
+        <w:t xml:space="preserve">4. </w:t>
+      </w:r>
+      <w:r>
+        <w:t>Клиент</w:t>
+      </w:r>
+      <w:r>
+        <w:t>.</w:t>
+      </w:r>
+      <w:r>
+        <w:t xml:space="preserve"> Авторизация</w:t>
+      </w:r>
+      <w:r>
+        <w:t>.</w:t>
+      </w:r>
+      <w:r>
+        <w:t xml:space="preserve"> Вход</w:t>
+      </w:r>
+    </w:p>
+    <w:p>
+      <w:r>
+        <w:tab/>
+      </w:r>
+      <w:r>
+        <w:t>0.0.5.3.</w:t>
+      </w:r>
+      <w:r>
+        <w:t xml:space="preserve">5. </w:t>
+      </w:r>
+    </w:p>
+    <w:p/>
+    <w:p/>
+    <w:p/>
     <w:p/>
     <w:p>
       <w:r>

--- a/Docs/TechTask/ТЗ 0.0.5.docx
+++ b/Docs/TechTask/ТЗ 0.0.5.docx
@@ -248,14 +248,26 @@
       <w:pPr>
         <w:spacing w:after="0" w:line="360" w:lineRule="auto"/>
         <w:jc w:val="both"/>
-      </w:pPr>
-      <w:r>
+        <w:rPr>
+          <w:lang w:val="en-US"/>
+        </w:rPr>
+      </w:pPr>
+      <w:r>
+        <w:rPr>
+          <w:lang w:val="en-US"/>
+        </w:rPr>
         <w:t>0.0.</w:t>
       </w:r>
       <w:r>
+        <w:rPr>
+          <w:lang w:val="en-US"/>
+        </w:rPr>
         <w:t>5</w:t>
       </w:r>
       <w:r>
+        <w:rPr>
+          <w:lang w:val="en-US"/>
+        </w:rPr>
         <w:t xml:space="preserve">.1. </w:t>
       </w:r>
       <w:proofErr w:type="spellStart"/>
@@ -264,6 +276,9 @@
       </w:r>
       <w:proofErr w:type="spellEnd"/>
       <w:r>
+        <w:rPr>
+          <w:lang w:val="en-US"/>
+        </w:rPr>
         <w:t>:</w:t>
       </w:r>
     </w:p>
@@ -271,22 +286,41 @@
       <w:pPr>
         <w:spacing w:after="0" w:line="360" w:lineRule="auto"/>
         <w:jc w:val="both"/>
-      </w:pPr>
-      <w:r>
+        <w:rPr>
+          <w:lang w:val="en-US"/>
+        </w:rPr>
+      </w:pPr>
+      <w:r>
+        <w:rPr>
+          <w:lang w:val="en-US"/>
+        </w:rPr>
         <w:tab/>
       </w:r>
       <w:r>
+        <w:rPr>
+          <w:lang w:val="en-US"/>
+        </w:rPr>
         <w:t>+</w:t>
       </w:r>
       <w:r>
+        <w:rPr>
+          <w:lang w:val="en-US"/>
+        </w:rPr>
         <w:t>0.0.</w:t>
       </w:r>
       <w:r>
+        <w:rPr>
+          <w:lang w:val="en-US"/>
+        </w:rPr>
         <w:t>5</w:t>
       </w:r>
       <w:r>
+        <w:rPr>
+          <w:lang w:val="en-US"/>
+        </w:rPr>
         <w:t xml:space="preserve">.1.1. </w:t>
       </w:r>
+      <w:proofErr w:type="spellStart"/>
       <w:r>
         <w:rPr>
           <w:lang w:val="en-US"/>
@@ -294,6 +328,9 @@
         <w:t>Contract</w:t>
       </w:r>
       <w:r>
+        <w:rPr>
+          <w:lang w:val="en-US"/>
+        </w:rPr>
         <w:t>.</w:t>
       </w:r>
       <w:r>
@@ -303,46 +340,159 @@
         <w:t>Model</w:t>
       </w:r>
       <w:r>
+        <w:rPr>
+          <w:lang w:val="en-US"/>
+        </w:rPr>
         <w:t>.</w:t>
       </w:r>
+      <w:r>
+        <w:rPr>
+          <w:lang w:val="en-US"/>
+        </w:rPr>
+        <w:t>ErrorMessage</w:t>
+      </w:r>
+      <w:proofErr w:type="spellEnd"/>
+    </w:p>
+    <w:p>
+      <w:pPr>
+        <w:rPr>
+          <w:lang w:val="en-US"/>
+        </w:rPr>
+      </w:pPr>
+      <w:r>
+        <w:rPr>
+          <w:lang w:val="en-US"/>
+        </w:rPr>
+        <w:tab/>
+      </w:r>
+      <w:r>
+        <w:rPr>
+          <w:lang w:val="en-US"/>
+        </w:rPr>
+        <w:t xml:space="preserve">+ </w:t>
+      </w:r>
+      <w:r>
+        <w:rPr>
+          <w:lang w:val="en-US"/>
+        </w:rPr>
+        <w:t xml:space="preserve">0.0.5.1.2. </w:t>
+      </w:r>
       <w:proofErr w:type="spellStart"/>
       <w:r>
         <w:rPr>
           <w:lang w:val="en-US"/>
         </w:rPr>
-        <w:t>ErrorMessage</w:t>
+        <w:t>DbClient</w:t>
       </w:r>
       <w:proofErr w:type="spellEnd"/>
-    </w:p>
-    <w:p>
-      <w:pPr>
-        <w:rPr>
-          <w:lang w:val="en-US"/>
-        </w:rPr>
-      </w:pPr>
-      <w:r>
+      <w:r>
+        <w:rPr>
+          <w:lang w:val="en-US"/>
+        </w:rPr>
+        <w:t>.</w:t>
+      </w:r>
+      <w:r>
+        <w:rPr>
+          <w:lang w:val="en-US"/>
+        </w:rPr>
+        <w:t xml:space="preserve"> </w:t>
+      </w:r>
+      <w:r>
+        <w:rPr>
+          <w:lang w:val="en-US"/>
+        </w:rPr>
+        <w:t>Deploy</w:t>
+      </w:r>
+      <w:r>
+        <w:rPr>
+          <w:lang w:val="en-US"/>
+        </w:rPr>
+        <w:t>.</w:t>
+      </w:r>
+      <w:r>
+        <w:rPr>
+          <w:lang w:val="en-US"/>
+        </w:rPr>
+        <w:t xml:space="preserve"> </w:t>
+      </w:r>
+      <w:proofErr w:type="gramStart"/>
+      <w:r>
+        <w:rPr>
+          <w:lang w:val="en-US"/>
+        </w:rPr>
+        <w:t>1.CreateTables.sql</w:t>
+      </w:r>
+      <w:proofErr w:type="gramEnd"/>
+    </w:p>
+    <w:p>
+      <w:pPr>
+        <w:rPr>
+          <w:lang w:val="en-US"/>
+        </w:rPr>
+      </w:pPr>
+      <w:r>
+        <w:rPr>
+          <w:lang w:val="en-US"/>
+        </w:rPr>
         <w:tab/>
       </w:r>
       <w:r>
         <w:rPr>
           <w:lang w:val="en-US"/>
         </w:rPr>
-        <w:t xml:space="preserve">+ </w:t>
-      </w:r>
-      <w:r>
-        <w:rPr>
-          <w:lang w:val="en-US"/>
-        </w:rPr>
-        <w:t xml:space="preserve">0.0.5.1.2. </w:t>
+        <w:t>0.0.5.1.</w:t>
+      </w:r>
+      <w:r>
+        <w:rPr>
+          <w:lang w:val="en-US"/>
+        </w:rPr>
+        <w:t>3</w:t>
+      </w:r>
+      <w:r>
+        <w:rPr>
+          <w:lang w:val="en-US"/>
+        </w:rPr>
+        <w:t>.</w:t>
+      </w:r>
+      <w:r>
+        <w:rPr>
+          <w:lang w:val="en-US"/>
+        </w:rPr>
+        <w:t xml:space="preserve"> </w:t>
       </w:r>
       <w:proofErr w:type="spellStart"/>
       <w:r>
         <w:rPr>
           <w:lang w:val="en-US"/>
         </w:rPr>
-        <w:t>DbClient</w:t>
+        <w:t>Contract.Model.ErrorMessage</w:t>
       </w:r>
       <w:proofErr w:type="spellEnd"/>
+    </w:p>
+    <w:p>
+      <w:pPr>
+        <w:rPr>
+          <w:lang w:val="en-US"/>
+        </w:rPr>
+      </w:pPr>
+      <w:r>
+        <w:rPr>
+          <w:lang w:val="en-US"/>
+        </w:rPr>
+        <w:tab/>
+      </w:r>
+      <w:r>
+        <w:rPr>
+          <w:lang w:val="en-US"/>
+        </w:rPr>
+        <w:t xml:space="preserve">0.0.5.1.4. </w:t>
+      </w:r>
+      <w:r>
+        <w:rPr>
+          <w:lang w:val="en-US"/>
+        </w:rPr>
+        <w:t>DB</w:t>
+      </w:r>
       <w:r>
         <w:rPr>
           <w:lang w:val="en-US"/>
@@ -350,16 +500,13 @@
         <w:t>.</w:t>
       </w:r>
       <w:r>
-        <w:rPr>
-          <w:lang w:val="en-US"/>
-        </w:rPr>
         <w:t xml:space="preserve"> </w:t>
       </w:r>
       <w:r>
         <w:rPr>
           <w:lang w:val="en-US"/>
         </w:rPr>
-        <w:t>Deploy</w:t>
+        <w:t>Model</w:t>
       </w:r>
       <w:r>
         <w:rPr>
@@ -368,19 +515,14 @@
         <w:t>.</w:t>
       </w:r>
       <w:r>
-        <w:rPr>
-          <w:lang w:val="en-US"/>
-        </w:rPr>
         <w:t xml:space="preserve"> </w:t>
       </w:r>
-      <w:proofErr w:type="gramStart"/>
-      <w:r>
-        <w:rPr>
-          <w:lang w:val="en-US"/>
-        </w:rPr>
-        <w:t>1.CreateTables.sql</w:t>
-      </w:r>
-      <w:proofErr w:type="gramEnd"/>
+      <w:r>
+        <w:rPr>
+          <w:lang w:val="en-US"/>
+        </w:rPr>
+        <w:t>Project</w:t>
+      </w:r>
     </w:p>
     <w:p>
       <w:pPr>
@@ -398,13 +540,7 @@
         <w:rPr>
           <w:lang w:val="en-US"/>
         </w:rPr>
-        <w:t>0.0.5.1.</w:t>
-      </w:r>
-      <w:r>
-        <w:rPr>
-          <w:lang w:val="en-US"/>
-        </w:rPr>
-        <w:t>3</w:t>
+        <w:t>0.0.5.1.5</w:t>
       </w:r>
       <w:r>
         <w:rPr>
@@ -417,33 +553,6 @@
           <w:lang w:val="en-US"/>
         </w:rPr>
         <w:t xml:space="preserve"> </w:t>
-      </w:r>
-      <w:proofErr w:type="spellStart"/>
-      <w:r>
-        <w:rPr>
-          <w:lang w:val="en-US"/>
-        </w:rPr>
-        <w:t>Contract.Model.ErrorMessage</w:t>
-      </w:r>
-      <w:proofErr w:type="spellEnd"/>
-    </w:p>
-    <w:p>
-      <w:pPr>
-        <w:rPr>
-          <w:lang w:val="en-US"/>
-        </w:rPr>
-      </w:pPr>
-      <w:r>
-        <w:rPr>
-          <w:lang w:val="en-US"/>
-        </w:rPr>
-        <w:tab/>
-      </w:r>
-      <w:r>
-        <w:rPr>
-          <w:lang w:val="en-US"/>
-        </w:rPr>
-        <w:t xml:space="preserve">0.0.5.1.4. </w:t>
       </w:r>
       <w:r>
         <w:rPr>
@@ -730,6 +839,7 @@
     </w:p>
     <w:p>
       <w:r>
+        <w:lastRenderedPageBreak/>
         <w:t xml:space="preserve">0.0.5.3. </w:t>
       </w:r>
       <w:r>
@@ -744,7 +854,6 @@
     </w:p>
     <w:p>
       <w:r>
-        <w:lastRenderedPageBreak/>
         <w:tab/>
       </w:r>
       <w:r>

--- a/Docs/TechTask/ТЗ 0.0.5.docx
+++ b/Docs/TechTask/ТЗ 0.0.5.docx
@@ -500,6 +500,9 @@
         <w:t>.</w:t>
       </w:r>
       <w:r>
+        <w:rPr>
+          <w:lang w:val="en-US"/>
+        </w:rPr>
         <w:t xml:space="preserve"> </w:t>
       </w:r>
       <w:r>
@@ -515,6 +518,9 @@
         <w:t>.</w:t>
       </w:r>
       <w:r>
+        <w:rPr>
+          <w:lang w:val="en-US"/>
+        </w:rPr>
         <w:t xml:space="preserve"> </w:t>
       </w:r>
       <w:r>
@@ -535,12 +541,19 @@
           <w:lang w:val="en-US"/>
         </w:rPr>
         <w:tab/>
-      </w:r>
-      <w:r>
-        <w:rPr>
-          <w:lang w:val="en-US"/>
-        </w:rPr>
-        <w:t>0.0.5.1.5</w:t>
+        <w:t>0.0.5.1.5.</w:t>
+      </w:r>
+      <w:r>
+        <w:rPr>
+          <w:lang w:val="en-US"/>
+        </w:rPr>
+        <w:t xml:space="preserve"> </w:t>
+      </w:r>
+      <w:r>
+        <w:rPr>
+          <w:lang w:val="en-US"/>
+        </w:rPr>
+        <w:t>DB</w:t>
       </w:r>
       <w:r>
         <w:rPr>
@@ -558,7 +571,7 @@
         <w:rPr>
           <w:lang w:val="en-US"/>
         </w:rPr>
-        <w:t>DB</w:t>
+        <w:t>Model</w:t>
       </w:r>
       <w:r>
         <w:rPr>
@@ -567,293 +580,326 @@
         <w:t>.</w:t>
       </w:r>
       <w:r>
+        <w:rPr>
+          <w:lang w:val="en-US"/>
+        </w:rPr>
         <w:t xml:space="preserve"> </w:t>
       </w:r>
       <w:r>
         <w:rPr>
           <w:lang w:val="en-US"/>
         </w:rPr>
-        <w:t>Model</w:t>
-      </w:r>
-      <w:r>
-        <w:rPr>
-          <w:lang w:val="en-US"/>
-        </w:rPr>
-        <w:t>.</w:t>
-      </w:r>
-      <w:r>
-        <w:t xml:space="preserve"> </w:t>
-      </w:r>
-      <w:r>
-        <w:rPr>
-          <w:lang w:val="en-US"/>
-        </w:rPr>
         <w:t>Project</w:t>
+      </w:r>
+    </w:p>
+    <w:p>
+      <w:pPr>
+        <w:rPr>
+          <w:lang w:val="en-US"/>
+        </w:rPr>
+      </w:pPr>
+    </w:p>
+    <w:p>
+      <w:pPr>
+        <w:rPr>
+          <w:lang w:val="en-US"/>
+        </w:rPr>
+      </w:pPr>
+    </w:p>
+    <w:p>
+      <w:pPr>
+        <w:spacing w:after="0" w:line="360" w:lineRule="auto"/>
+        <w:jc w:val="both"/>
+        <w:rPr>
+          <w:lang w:val="en-US"/>
+        </w:rPr>
+      </w:pPr>
+      <w:r>
+        <w:rPr>
+          <w:lang w:val="en-US"/>
+        </w:rPr>
+        <w:t>0.0.5.</w:t>
+      </w:r>
+      <w:r>
+        <w:rPr>
+          <w:lang w:val="en-US"/>
+        </w:rPr>
+        <w:t>2</w:t>
+      </w:r>
+      <w:r>
+        <w:rPr>
+          <w:lang w:val="en-US"/>
+        </w:rPr>
+        <w:t xml:space="preserve">. </w:t>
+      </w:r>
+      <w:r>
+        <w:t>Юнит</w:t>
+      </w:r>
+      <w:r>
+        <w:rPr>
+          <w:lang w:val="en-US"/>
+        </w:rPr>
+        <w:t>-</w:t>
+      </w:r>
+      <w:r>
+        <w:t>тесты</w:t>
+      </w:r>
+      <w:r>
+        <w:rPr>
+          <w:lang w:val="en-US"/>
+        </w:rPr>
+        <w:t>:</w:t>
+      </w:r>
+    </w:p>
+    <w:p>
+      <w:pPr>
+        <w:spacing w:after="0" w:line="360" w:lineRule="auto"/>
+        <w:jc w:val="both"/>
+        <w:rPr>
+          <w:lang w:val="en-US"/>
+        </w:rPr>
+      </w:pPr>
+      <w:r>
+        <w:rPr>
+          <w:lang w:val="en-US"/>
+        </w:rPr>
+        <w:tab/>
+        <w:t>0.0.5.</w:t>
+      </w:r>
+      <w:r>
+        <w:rPr>
+          <w:lang w:val="en-US"/>
+        </w:rPr>
+        <w:t>2</w:t>
+      </w:r>
+      <w:r>
+        <w:rPr>
+          <w:lang w:val="en-US"/>
+        </w:rPr>
+        <w:t xml:space="preserve">.1. </w:t>
+      </w:r>
+      <w:proofErr w:type="spellStart"/>
+      <w:r>
+        <w:rPr>
+          <w:lang w:val="en-US"/>
+        </w:rPr>
+        <w:t>Planning.Controllers.AccountController.Login</w:t>
+      </w:r>
+      <w:proofErr w:type="spellEnd"/>
+    </w:p>
+    <w:p>
+      <w:pPr>
+        <w:spacing w:after="0" w:line="360" w:lineRule="auto"/>
+        <w:jc w:val="both"/>
+        <w:rPr>
+          <w:lang w:val="en-US"/>
+        </w:rPr>
+      </w:pPr>
+      <w:r>
+        <w:rPr>
+          <w:lang w:val="en-US"/>
+        </w:rPr>
+        <w:tab/>
+      </w:r>
+      <w:r>
+        <w:rPr>
+          <w:lang w:val="en-US"/>
+        </w:rPr>
+        <w:t>+</w:t>
+      </w:r>
+      <w:r>
+        <w:rPr>
+          <w:lang w:val="en-US"/>
+        </w:rPr>
+        <w:t>0.0.5.</w:t>
+      </w:r>
+      <w:r>
+        <w:rPr>
+          <w:lang w:val="en-US"/>
+        </w:rPr>
+        <w:t>2</w:t>
+      </w:r>
+      <w:r>
+        <w:rPr>
+          <w:lang w:val="en-US"/>
+        </w:rPr>
+        <w:t xml:space="preserve">.2 </w:t>
+      </w:r>
+      <w:proofErr w:type="spellStart"/>
+      <w:r>
+        <w:rPr>
+          <w:lang w:val="en-US"/>
+        </w:rPr>
+        <w:t>Planning.Con</w:t>
+      </w:r>
+      <w:r>
+        <w:rPr>
+          <w:lang w:val="en-US"/>
+        </w:rPr>
+        <w:t>trollers.AccountController.Log</w:t>
+      </w:r>
+      <w:r>
+        <w:rPr>
+          <w:lang w:val="en-US"/>
+        </w:rPr>
+        <w:t>out</w:t>
+      </w:r>
+      <w:proofErr w:type="spellEnd"/>
+    </w:p>
+    <w:p>
+      <w:pPr>
+        <w:spacing w:after="0" w:line="360" w:lineRule="auto"/>
+        <w:jc w:val="both"/>
+        <w:rPr>
+          <w:lang w:val="en-US"/>
+        </w:rPr>
+      </w:pPr>
+      <w:r>
+        <w:rPr>
+          <w:lang w:val="en-US"/>
+        </w:rPr>
+        <w:tab/>
+        <w:t>0.0.5.</w:t>
+      </w:r>
+      <w:r>
+        <w:rPr>
+          <w:lang w:val="en-US"/>
+        </w:rPr>
+        <w:t>2</w:t>
+      </w:r>
+      <w:r>
+        <w:rPr>
+          <w:lang w:val="en-US"/>
+        </w:rPr>
+        <w:t xml:space="preserve">.3. </w:t>
+      </w:r>
+    </w:p>
+    <w:p>
+      <w:pPr>
+        <w:spacing w:after="0" w:line="360" w:lineRule="auto"/>
+        <w:jc w:val="both"/>
+        <w:rPr>
+          <w:lang w:val="en-US"/>
+        </w:rPr>
+      </w:pPr>
+      <w:r>
+        <w:rPr>
+          <w:lang w:val="en-US"/>
+        </w:rPr>
+        <w:tab/>
+        <w:t>0.0.5.</w:t>
+      </w:r>
+      <w:r>
+        <w:rPr>
+          <w:lang w:val="en-US"/>
+        </w:rPr>
+        <w:t>2</w:t>
+      </w:r>
+      <w:r>
+        <w:rPr>
+          <w:lang w:val="en-US"/>
+        </w:rPr>
+        <w:t xml:space="preserve">.4. </w:t>
+      </w:r>
+      <w:proofErr w:type="spellStart"/>
+      <w:r>
+        <w:rPr>
+          <w:lang w:val="en-US"/>
+        </w:rPr>
+        <w:t>Planning</w:t>
+      </w:r>
+      <w:r>
+        <w:rPr>
+          <w:lang w:val="en-US"/>
+        </w:rPr>
+        <w:t>.Con</w:t>
+      </w:r>
+      <w:r>
+        <w:rPr>
+          <w:lang w:val="en-US"/>
+        </w:rPr>
+        <w:t>trollers.AccountController.Logout</w:t>
+      </w:r>
+      <w:proofErr w:type="spellEnd"/>
+    </w:p>
+    <w:p>
+      <w:pPr>
+        <w:spacing w:after="0" w:line="360" w:lineRule="auto"/>
+        <w:jc w:val="both"/>
+        <w:rPr>
+          <w:lang w:val="en-US"/>
+        </w:rPr>
+      </w:pPr>
+      <w:r>
+        <w:rPr>
+          <w:lang w:val="en-US"/>
+        </w:rPr>
+        <w:tab/>
+      </w:r>
+      <w:r>
+        <w:t xml:space="preserve">0.0.5.2.5. </w:t>
+      </w:r>
+      <w:r>
+        <w:rPr>
+          <w:lang w:val="en-US"/>
+        </w:rPr>
+        <w:t>Planning.Con</w:t>
+      </w:r>
+      <w:r>
+        <w:rPr>
+          <w:lang w:val="en-US"/>
+        </w:rPr>
+        <w:t>trollers.AccountController.Logout</w:t>
       </w:r>
       <w:bookmarkStart w:id="0" w:name="_GoBack"/>
       <w:bookmarkEnd w:id="0"/>
     </w:p>
     <w:p>
       <w:pPr>
-        <w:rPr>
-          <w:lang w:val="en-US"/>
-        </w:rPr>
-      </w:pPr>
-    </w:p>
-    <w:p>
-      <w:pPr>
-        <w:rPr>
-          <w:lang w:val="en-US"/>
-        </w:rPr>
-      </w:pPr>
-    </w:p>
-    <w:p>
-      <w:pPr>
-        <w:spacing w:after="0" w:line="360" w:lineRule="auto"/>
-        <w:jc w:val="both"/>
-        <w:rPr>
-          <w:lang w:val="en-US"/>
-        </w:rPr>
-      </w:pPr>
-      <w:r>
-        <w:rPr>
-          <w:lang w:val="en-US"/>
-        </w:rPr>
-        <w:t>0.0.5.</w:t>
-      </w:r>
-      <w:r>
-        <w:rPr>
-          <w:lang w:val="en-US"/>
-        </w:rPr>
-        <w:t>2</w:t>
-      </w:r>
-      <w:r>
-        <w:rPr>
-          <w:lang w:val="en-US"/>
-        </w:rPr>
-        <w:t xml:space="preserve">. </w:t>
-      </w:r>
-      <w:r>
-        <w:t>Юнит</w:t>
-      </w:r>
-      <w:r>
-        <w:rPr>
-          <w:lang w:val="en-US"/>
-        </w:rPr>
-        <w:t>-</w:t>
+        <w:spacing w:after="0" w:line="360" w:lineRule="auto"/>
+        <w:jc w:val="both"/>
+        <w:rPr>
+          <w:lang w:val="en-US"/>
+        </w:rPr>
+      </w:pPr>
+    </w:p>
+    <w:p>
+      <w:pPr>
+        <w:rPr>
+          <w:lang w:val="en-US"/>
+        </w:rPr>
+      </w:pPr>
+    </w:p>
+    <w:p>
+      <w:pPr>
+        <w:rPr>
+          <w:lang w:val="en-US"/>
+        </w:rPr>
+      </w:pPr>
+      <w:r>
+        <w:rPr>
+          <w:lang w:val="en-US"/>
+        </w:rPr>
+        <w:t xml:space="preserve">0.0.5.3. </w:t>
+      </w:r>
+      <w:r>
+        <w:t>Интеграционные</w:t>
+      </w:r>
+      <w:r>
+        <w:rPr>
+          <w:lang w:val="en-US"/>
+        </w:rPr>
+        <w:t xml:space="preserve"> </w:t>
       </w:r>
       <w:r>
         <w:t>тесты</w:t>
       </w:r>
-      <w:r>
-        <w:rPr>
-          <w:lang w:val="en-US"/>
-        </w:rPr>
-        <w:t>:</w:t>
-      </w:r>
-    </w:p>
-    <w:p>
-      <w:pPr>
-        <w:spacing w:after="0" w:line="360" w:lineRule="auto"/>
-        <w:jc w:val="both"/>
-        <w:rPr>
-          <w:lang w:val="en-US"/>
-        </w:rPr>
-      </w:pPr>
-      <w:r>
-        <w:rPr>
-          <w:lang w:val="en-US"/>
-        </w:rPr>
-        <w:tab/>
-        <w:t>0.0.5.</w:t>
-      </w:r>
-      <w:r>
-        <w:rPr>
-          <w:lang w:val="en-US"/>
-        </w:rPr>
-        <w:t>2</w:t>
-      </w:r>
-      <w:r>
-        <w:rPr>
-          <w:lang w:val="en-US"/>
-        </w:rPr>
-        <w:t xml:space="preserve">.1. </w:t>
-      </w:r>
-      <w:proofErr w:type="spellStart"/>
-      <w:r>
-        <w:rPr>
-          <w:lang w:val="en-US"/>
-        </w:rPr>
-        <w:t>Planning.Controllers.AccountController.Login</w:t>
-      </w:r>
-      <w:proofErr w:type="spellEnd"/>
-    </w:p>
-    <w:p>
-      <w:pPr>
-        <w:spacing w:after="0" w:line="360" w:lineRule="auto"/>
-        <w:jc w:val="both"/>
-        <w:rPr>
-          <w:lang w:val="en-US"/>
-        </w:rPr>
-      </w:pPr>
-      <w:r>
-        <w:rPr>
-          <w:lang w:val="en-US"/>
-        </w:rPr>
-        <w:tab/>
-      </w:r>
-      <w:r>
-        <w:rPr>
-          <w:lang w:val="en-US"/>
-        </w:rPr>
-        <w:t>+</w:t>
-      </w:r>
-      <w:r>
-        <w:rPr>
-          <w:lang w:val="en-US"/>
-        </w:rPr>
-        <w:t>0.0.5.</w:t>
-      </w:r>
-      <w:r>
-        <w:rPr>
-          <w:lang w:val="en-US"/>
-        </w:rPr>
-        <w:t>2</w:t>
-      </w:r>
-      <w:r>
-        <w:rPr>
-          <w:lang w:val="en-US"/>
-        </w:rPr>
-        <w:t xml:space="preserve">.2 </w:t>
-      </w:r>
-      <w:proofErr w:type="spellStart"/>
-      <w:r>
-        <w:rPr>
-          <w:lang w:val="en-US"/>
-        </w:rPr>
-        <w:t>Planning.Con</w:t>
-      </w:r>
-      <w:r>
-        <w:rPr>
-          <w:lang w:val="en-US"/>
-        </w:rPr>
-        <w:t>trollers.AccountController.Log</w:t>
-      </w:r>
-      <w:r>
-        <w:rPr>
-          <w:lang w:val="en-US"/>
-        </w:rPr>
-        <w:t>out</w:t>
-      </w:r>
-      <w:proofErr w:type="spellEnd"/>
-    </w:p>
-    <w:p>
-      <w:pPr>
-        <w:spacing w:after="0" w:line="360" w:lineRule="auto"/>
-        <w:jc w:val="both"/>
-        <w:rPr>
-          <w:lang w:val="en-US"/>
-        </w:rPr>
-      </w:pPr>
-      <w:r>
-        <w:rPr>
-          <w:lang w:val="en-US"/>
-        </w:rPr>
-        <w:tab/>
-        <w:t>0.0.5.</w:t>
-      </w:r>
-      <w:r>
-        <w:rPr>
-          <w:lang w:val="en-US"/>
-        </w:rPr>
-        <w:t>2</w:t>
-      </w:r>
-      <w:r>
-        <w:rPr>
-          <w:lang w:val="en-US"/>
-        </w:rPr>
-        <w:t xml:space="preserve">.3. </w:t>
-      </w:r>
-    </w:p>
-    <w:p>
-      <w:pPr>
-        <w:spacing w:after="0" w:line="360" w:lineRule="auto"/>
-        <w:jc w:val="both"/>
-        <w:rPr>
-          <w:lang w:val="en-US"/>
-        </w:rPr>
-      </w:pPr>
-      <w:r>
-        <w:rPr>
-          <w:lang w:val="en-US"/>
-        </w:rPr>
-        <w:tab/>
-        <w:t>0.0.5.</w:t>
-      </w:r>
-      <w:r>
-        <w:rPr>
-          <w:lang w:val="en-US"/>
-        </w:rPr>
-        <w:t>2</w:t>
-      </w:r>
-      <w:r>
-        <w:rPr>
-          <w:lang w:val="en-US"/>
-        </w:rPr>
-        <w:t xml:space="preserve">.4. </w:t>
-      </w:r>
-      <w:r>
-        <w:rPr>
-          <w:lang w:val="en-US"/>
-        </w:rPr>
-        <w:t>Planning</w:t>
-      </w:r>
-      <w:r>
-        <w:rPr>
-          <w:lang w:val="en-US"/>
-        </w:rPr>
-        <w:t>.Con</w:t>
-      </w:r>
-      <w:r>
-        <w:rPr>
-          <w:lang w:val="en-US"/>
-        </w:rPr>
-        <w:t>trollers.AccountController.Logout</w:t>
-      </w:r>
-    </w:p>
-    <w:p>
-      <w:pPr>
-        <w:spacing w:after="0" w:line="360" w:lineRule="auto"/>
-        <w:jc w:val="both"/>
-        <w:rPr>
-          <w:lang w:val="en-US"/>
-        </w:rPr>
-      </w:pPr>
-    </w:p>
-    <w:p>
-      <w:pPr>
-        <w:rPr>
-          <w:lang w:val="en-US"/>
-        </w:rPr>
-      </w:pPr>
-    </w:p>
-    <w:p>
-      <w:r>
-        <w:lastRenderedPageBreak/>
-        <w:t xml:space="preserve">0.0.5.3. </w:t>
-      </w:r>
-      <w:r>
-        <w:t>Интеграционные</w:t>
-      </w:r>
-      <w:r>
-        <w:t xml:space="preserve"> </w:t>
-      </w:r>
-      <w:r>
-        <w:t>тесты</w:t>
-      </w:r>
-    </w:p>
-    <w:p>
-      <w:r>
+    </w:p>
+    <w:p>
+      <w:r>
+        <w:rPr>
+          <w:lang w:val="en-US"/>
+        </w:rPr>
         <w:tab/>
       </w:r>
       <w:r>

--- a/Docs/TechTask/ТЗ 0.0.5.docx
+++ b/Docs/TechTask/ТЗ 0.0.5.docx
@@ -248,26 +248,14 @@
       <w:pPr>
         <w:spacing w:after="0" w:line="360" w:lineRule="auto"/>
         <w:jc w:val="both"/>
-        <w:rPr>
-          <w:lang w:val="en-US"/>
-        </w:rPr>
-      </w:pPr>
-      <w:r>
-        <w:rPr>
-          <w:lang w:val="en-US"/>
-        </w:rPr>
+      </w:pPr>
+      <w:r>
         <w:t>0.0.</w:t>
       </w:r>
       <w:r>
-        <w:rPr>
-          <w:lang w:val="en-US"/>
-        </w:rPr>
         <w:t>5</w:t>
       </w:r>
       <w:r>
-        <w:rPr>
-          <w:lang w:val="en-US"/>
-        </w:rPr>
         <w:t xml:space="preserve">.1. </w:t>
       </w:r>
       <w:proofErr w:type="spellStart"/>
@@ -276,9 +264,6 @@
       </w:r>
       <w:proofErr w:type="spellEnd"/>
       <w:r>
-        <w:rPr>
-          <w:lang w:val="en-US"/>
-        </w:rPr>
         <w:t>:</w:t>
       </w:r>
     </w:p>
@@ -286,47 +271,78 @@
       <w:pPr>
         <w:spacing w:after="0" w:line="360" w:lineRule="auto"/>
         <w:jc w:val="both"/>
-        <w:rPr>
-          <w:lang w:val="en-US"/>
-        </w:rPr>
-      </w:pPr>
-      <w:r>
-        <w:rPr>
-          <w:lang w:val="en-US"/>
-        </w:rPr>
+      </w:pPr>
+      <w:r>
         <w:tab/>
       </w:r>
       <w:r>
-        <w:rPr>
-          <w:lang w:val="en-US"/>
-        </w:rPr>
         <w:t>+</w:t>
       </w:r>
       <w:r>
-        <w:rPr>
-          <w:lang w:val="en-US"/>
-        </w:rPr>
         <w:t>0.0.</w:t>
       </w:r>
       <w:r>
-        <w:rPr>
-          <w:lang w:val="en-US"/>
-        </w:rPr>
         <w:t>5</w:t>
       </w:r>
       <w:r>
-        <w:rPr>
-          <w:lang w:val="en-US"/>
-        </w:rPr>
         <w:t xml:space="preserve">.1.1. </w:t>
       </w:r>
+      <w:r>
+        <w:rPr>
+          <w:lang w:val="en-US"/>
+        </w:rPr>
+        <w:t>Contract</w:t>
+      </w:r>
+      <w:r>
+        <w:t>.</w:t>
+      </w:r>
+      <w:r>
+        <w:rPr>
+          <w:lang w:val="en-US"/>
+        </w:rPr>
+        <w:t>Model</w:t>
+      </w:r>
+      <w:r>
+        <w:t>.</w:t>
+      </w:r>
       <w:proofErr w:type="spellStart"/>
       <w:r>
         <w:rPr>
           <w:lang w:val="en-US"/>
         </w:rPr>
-        <w:t>Contract</w:t>
-      </w:r>
+        <w:t>ErrorMessage</w:t>
+      </w:r>
+      <w:proofErr w:type="spellEnd"/>
+    </w:p>
+    <w:p>
+      <w:pPr>
+        <w:rPr>
+          <w:lang w:val="en-US"/>
+        </w:rPr>
+      </w:pPr>
+      <w:r>
+        <w:tab/>
+      </w:r>
+      <w:r>
+        <w:rPr>
+          <w:lang w:val="en-US"/>
+        </w:rPr>
+        <w:t xml:space="preserve">+ </w:t>
+      </w:r>
+      <w:r>
+        <w:rPr>
+          <w:lang w:val="en-US"/>
+        </w:rPr>
+        <w:t xml:space="preserve">0.0.5.1.2. </w:t>
+      </w:r>
+      <w:proofErr w:type="spellStart"/>
+      <w:r>
+        <w:rPr>
+          <w:lang w:val="en-US"/>
+        </w:rPr>
+        <w:t>DbClient</w:t>
+      </w:r>
+      <w:proofErr w:type="spellEnd"/>
       <w:r>
         <w:rPr>
           <w:lang w:val="en-US"/>
@@ -337,6 +353,120 @@
         <w:rPr>
           <w:lang w:val="en-US"/>
         </w:rPr>
+        <w:t xml:space="preserve"> </w:t>
+      </w:r>
+      <w:r>
+        <w:rPr>
+          <w:lang w:val="en-US"/>
+        </w:rPr>
+        <w:t>Deploy</w:t>
+      </w:r>
+      <w:r>
+        <w:rPr>
+          <w:lang w:val="en-US"/>
+        </w:rPr>
+        <w:t>.</w:t>
+      </w:r>
+      <w:r>
+        <w:rPr>
+          <w:lang w:val="en-US"/>
+        </w:rPr>
+        <w:t xml:space="preserve"> </w:t>
+      </w:r>
+      <w:proofErr w:type="gramStart"/>
+      <w:r>
+        <w:rPr>
+          <w:lang w:val="en-US"/>
+        </w:rPr>
+        <w:t>1.CreateTables.sql</w:t>
+      </w:r>
+      <w:proofErr w:type="gramEnd"/>
+    </w:p>
+    <w:p>
+      <w:pPr>
+        <w:rPr>
+          <w:lang w:val="en-US"/>
+        </w:rPr>
+      </w:pPr>
+      <w:r>
+        <w:rPr>
+          <w:lang w:val="en-US"/>
+        </w:rPr>
+        <w:tab/>
+      </w:r>
+      <w:r>
+        <w:rPr>
+          <w:lang w:val="en-US"/>
+        </w:rPr>
+        <w:t>0.0.5.1.</w:t>
+      </w:r>
+      <w:r>
+        <w:rPr>
+          <w:lang w:val="en-US"/>
+        </w:rPr>
+        <w:t>3</w:t>
+      </w:r>
+      <w:r>
+        <w:rPr>
+          <w:lang w:val="en-US"/>
+        </w:rPr>
+        <w:t>.</w:t>
+      </w:r>
+      <w:r>
+        <w:rPr>
+          <w:lang w:val="en-US"/>
+        </w:rPr>
+        <w:t xml:space="preserve"> </w:t>
+      </w:r>
+      <w:proofErr w:type="spellStart"/>
+      <w:r>
+        <w:rPr>
+          <w:lang w:val="en-US"/>
+        </w:rPr>
+        <w:t>Contract.Model.ErrorMessage</w:t>
+      </w:r>
+      <w:proofErr w:type="spellEnd"/>
+    </w:p>
+    <w:p>
+      <w:pPr>
+        <w:rPr>
+          <w:lang w:val="en-US"/>
+        </w:rPr>
+      </w:pPr>
+      <w:r>
+        <w:rPr>
+          <w:lang w:val="en-US"/>
+        </w:rPr>
+        <w:tab/>
+      </w:r>
+      <w:r>
+        <w:rPr>
+          <w:lang w:val="en-US"/>
+        </w:rPr>
+        <w:t xml:space="preserve">0.0.5.1.4. </w:t>
+      </w:r>
+      <w:r>
+        <w:rPr>
+          <w:lang w:val="en-US"/>
+        </w:rPr>
+        <w:t>DB</w:t>
+      </w:r>
+      <w:r>
+        <w:rPr>
+          <w:lang w:val="en-US"/>
+        </w:rPr>
+        <w:t>.</w:t>
+      </w:r>
+      <w:r>
+        <w:rPr>
+          <w:lang w:val="en-US"/>
+        </w:rPr>
+        <w:t xml:space="preserve"> </w:t>
+      </w:r>
+      <w:r>
+        <w:rPr>
+          <w:lang w:val="en-US"/>
+        </w:rPr>
         <w:t>Model</w:t>
       </w:r>
       <w:r>
@@ -349,9 +479,14 @@
         <w:rPr>
           <w:lang w:val="en-US"/>
         </w:rPr>
-        <w:t>ErrorMessage</w:t>
-      </w:r>
-      <w:proofErr w:type="spellEnd"/>
+        <w:t xml:space="preserve"> </w:t>
+      </w:r>
+      <w:r>
+        <w:rPr>
+          <w:lang w:val="en-US"/>
+        </w:rPr>
+        <w:t>Project</w:t>
+      </w:r>
     </w:p>
     <w:p>
       <w:pPr>
@@ -369,178 +504,14 @@
         <w:rPr>
           <w:lang w:val="en-US"/>
         </w:rPr>
-        <w:t xml:space="preserve">+ </w:t>
-      </w:r>
-      <w:r>
-        <w:rPr>
-          <w:lang w:val="en-US"/>
-        </w:rPr>
-        <w:t xml:space="preserve">0.0.5.1.2. </w:t>
-      </w:r>
-      <w:proofErr w:type="spellStart"/>
-      <w:r>
-        <w:rPr>
-          <w:lang w:val="en-US"/>
-        </w:rPr>
-        <w:t>DbClient</w:t>
-      </w:r>
-      <w:proofErr w:type="spellEnd"/>
-      <w:r>
-        <w:rPr>
-          <w:lang w:val="en-US"/>
-        </w:rPr>
-        <w:t>.</w:t>
-      </w:r>
-      <w:r>
-        <w:rPr>
-          <w:lang w:val="en-US"/>
-        </w:rPr>
-        <w:t xml:space="preserve"> </w:t>
-      </w:r>
-      <w:r>
-        <w:rPr>
-          <w:lang w:val="en-US"/>
-        </w:rPr>
-        <w:t>Deploy</w:t>
-      </w:r>
-      <w:r>
-        <w:rPr>
-          <w:lang w:val="en-US"/>
-        </w:rPr>
-        <w:t>.</w:t>
-      </w:r>
-      <w:r>
-        <w:rPr>
-          <w:lang w:val="en-US"/>
-        </w:rPr>
-        <w:t xml:space="preserve"> </w:t>
-      </w:r>
-      <w:proofErr w:type="gramStart"/>
-      <w:r>
-        <w:rPr>
-          <w:lang w:val="en-US"/>
-        </w:rPr>
-        <w:t>1.CreateTables.sql</w:t>
-      </w:r>
-      <w:proofErr w:type="gramEnd"/>
-    </w:p>
-    <w:p>
-      <w:pPr>
-        <w:rPr>
-          <w:lang w:val="en-US"/>
-        </w:rPr>
-      </w:pPr>
-      <w:r>
-        <w:rPr>
-          <w:lang w:val="en-US"/>
-        </w:rPr>
-        <w:tab/>
-      </w:r>
-      <w:r>
-        <w:rPr>
-          <w:lang w:val="en-US"/>
-        </w:rPr>
-        <w:t>0.0.5.1.</w:t>
-      </w:r>
-      <w:r>
-        <w:rPr>
-          <w:lang w:val="en-US"/>
-        </w:rPr>
-        <w:t>3</w:t>
-      </w:r>
-      <w:r>
-        <w:rPr>
-          <w:lang w:val="en-US"/>
-        </w:rPr>
-        <w:t>.</w:t>
-      </w:r>
-      <w:r>
-        <w:rPr>
-          <w:lang w:val="en-US"/>
-        </w:rPr>
-        <w:t xml:space="preserve"> </w:t>
-      </w:r>
-      <w:proofErr w:type="spellStart"/>
-      <w:r>
-        <w:rPr>
-          <w:lang w:val="en-US"/>
-        </w:rPr>
-        <w:t>Contract.Model.ErrorMessage</w:t>
-      </w:r>
-      <w:proofErr w:type="spellEnd"/>
-    </w:p>
-    <w:p>
-      <w:pPr>
-        <w:rPr>
-          <w:lang w:val="en-US"/>
-        </w:rPr>
-      </w:pPr>
-      <w:r>
-        <w:rPr>
-          <w:lang w:val="en-US"/>
-        </w:rPr>
-        <w:tab/>
-      </w:r>
-      <w:r>
-        <w:rPr>
-          <w:lang w:val="en-US"/>
-        </w:rPr>
-        <w:t xml:space="preserve">0.0.5.1.4. </w:t>
-      </w:r>
-      <w:r>
-        <w:rPr>
-          <w:lang w:val="en-US"/>
-        </w:rPr>
-        <w:t>DB</w:t>
-      </w:r>
-      <w:r>
-        <w:rPr>
-          <w:lang w:val="en-US"/>
-        </w:rPr>
-        <w:t>.</w:t>
-      </w:r>
-      <w:r>
-        <w:rPr>
-          <w:lang w:val="en-US"/>
-        </w:rPr>
-        <w:t xml:space="preserve"> </w:t>
-      </w:r>
-      <w:r>
-        <w:rPr>
-          <w:lang w:val="en-US"/>
-        </w:rPr>
-        <w:t>Model</w:t>
-      </w:r>
-      <w:r>
-        <w:rPr>
-          <w:lang w:val="en-US"/>
-        </w:rPr>
-        <w:t>.</w:t>
-      </w:r>
-      <w:r>
-        <w:rPr>
-          <w:lang w:val="en-US"/>
-        </w:rPr>
-        <w:t xml:space="preserve"> </w:t>
-      </w:r>
-      <w:r>
-        <w:rPr>
-          <w:lang w:val="en-US"/>
-        </w:rPr>
-        <w:t>Project</w:t>
-      </w:r>
-    </w:p>
-    <w:p>
-      <w:pPr>
-        <w:rPr>
-          <w:lang w:val="en-US"/>
-        </w:rPr>
-      </w:pPr>
-      <w:r>
-        <w:rPr>
-          <w:lang w:val="en-US"/>
-        </w:rPr>
-        <w:tab/>
+        <w:t>+</w:t>
+      </w:r>
+      <w:bookmarkStart w:id="0" w:name="_GoBack"/>
+      <w:bookmarkEnd w:id="0"/>
+      <w:r>
+        <w:rPr>
+          <w:lang w:val="en-US"/>
+        </w:rPr>
         <w:t>0.0.5.1.5.</w:t>
       </w:r>
       <w:r>
@@ -837,6 +808,9 @@
         <w:tab/>
       </w:r>
       <w:r>
+        <w:rPr>
+          <w:lang w:val="en-US"/>
+        </w:rPr>
         <w:t xml:space="preserve">0.0.5.2.5. </w:t>
       </w:r>
       <w:r>
@@ -851,8 +825,6 @@
         </w:rPr>
         <w:t>trollers.AccountController.Logout</w:t>
       </w:r>
-      <w:bookmarkStart w:id="0" w:name="_GoBack"/>
-      <w:bookmarkEnd w:id="0"/>
     </w:p>
     <w:p>
       <w:pPr>
@@ -967,10 +939,46 @@
       <w:r>
         <w:t xml:space="preserve">5. </w:t>
       </w:r>
-    </w:p>
-    <w:p/>
-    <w:p/>
-    <w:p/>
+      <w:proofErr w:type="spellStart"/>
+      <w:r>
+        <w:t>Api</w:t>
+      </w:r>
+      <w:proofErr w:type="spellEnd"/>
+      <w:r>
+        <w:t xml:space="preserve"> </w:t>
+      </w:r>
+      <w:proofErr w:type="spellStart"/>
+      <w:r>
+        <w:t>rest</w:t>
+      </w:r>
+      <w:proofErr w:type="spellEnd"/>
+      <w:r>
+        <w:t>.</w:t>
+      </w:r>
+      <w:r>
+        <w:t xml:space="preserve"> </w:t>
+      </w:r>
+      <w:proofErr w:type="spellStart"/>
+      <w:r>
+        <w:rPr>
+          <w:lang w:val="en-US"/>
+        </w:rPr>
+        <w:t>AuthController</w:t>
+      </w:r>
+      <w:proofErr w:type="spellEnd"/>
+      <w:r>
+        <w:t>.</w:t>
+      </w:r>
+      <w:r>
+        <w:t xml:space="preserve"> </w:t>
+      </w:r>
+      <w:r>
+        <w:rPr>
+          <w:lang w:val="en-US"/>
+        </w:rPr>
+        <w:t>Login</w:t>
+      </w:r>
+    </w:p>
     <w:p/>
     <w:p>
       <w:r>

--- a/Docs/TechTask/ТЗ 0.0.5.docx
+++ b/Docs/TechTask/ТЗ 0.0.5.docx
@@ -248,14 +248,26 @@
       <w:pPr>
         <w:spacing w:after="0" w:line="360" w:lineRule="auto"/>
         <w:jc w:val="both"/>
-      </w:pPr>
-      <w:r>
+        <w:rPr>
+          <w:lang w:val="en-US"/>
+        </w:rPr>
+      </w:pPr>
+      <w:r>
+        <w:rPr>
+          <w:lang w:val="en-US"/>
+        </w:rPr>
         <w:t>0.0.</w:t>
       </w:r>
       <w:r>
+        <w:rPr>
+          <w:lang w:val="en-US"/>
+        </w:rPr>
         <w:t>5</w:t>
       </w:r>
       <w:r>
+        <w:rPr>
+          <w:lang w:val="en-US"/>
+        </w:rPr>
         <w:t xml:space="preserve">.1. </w:t>
       </w:r>
       <w:proofErr w:type="spellStart"/>
@@ -264,6 +276,9 @@
       </w:r>
       <w:proofErr w:type="spellEnd"/>
       <w:r>
+        <w:rPr>
+          <w:lang w:val="en-US"/>
+        </w:rPr>
         <w:t>:</w:t>
       </w:r>
     </w:p>
@@ -271,22 +286,41 @@
       <w:pPr>
         <w:spacing w:after="0" w:line="360" w:lineRule="auto"/>
         <w:jc w:val="both"/>
-      </w:pPr>
-      <w:r>
+        <w:rPr>
+          <w:lang w:val="en-US"/>
+        </w:rPr>
+      </w:pPr>
+      <w:r>
+        <w:rPr>
+          <w:lang w:val="en-US"/>
+        </w:rPr>
         <w:tab/>
       </w:r>
       <w:r>
+        <w:rPr>
+          <w:lang w:val="en-US"/>
+        </w:rPr>
         <w:t>+</w:t>
       </w:r>
       <w:r>
+        <w:rPr>
+          <w:lang w:val="en-US"/>
+        </w:rPr>
         <w:t>0.0.</w:t>
       </w:r>
       <w:r>
+        <w:rPr>
+          <w:lang w:val="en-US"/>
+        </w:rPr>
         <w:t>5</w:t>
       </w:r>
       <w:r>
+        <w:rPr>
+          <w:lang w:val="en-US"/>
+        </w:rPr>
         <w:t xml:space="preserve">.1.1. </w:t>
       </w:r>
+      <w:proofErr w:type="spellStart"/>
       <w:r>
         <w:rPr>
           <w:lang w:val="en-US"/>
@@ -294,6 +328,9 @@
         <w:t>Contract</w:t>
       </w:r>
       <w:r>
+        <w:rPr>
+          <w:lang w:val="en-US"/>
+        </w:rPr>
         <w:t>.</w:t>
       </w:r>
       <w:r>
@@ -303,46 +340,159 @@
         <w:t>Model</w:t>
       </w:r>
       <w:r>
+        <w:rPr>
+          <w:lang w:val="en-US"/>
+        </w:rPr>
         <w:t>.</w:t>
       </w:r>
+      <w:r>
+        <w:rPr>
+          <w:lang w:val="en-US"/>
+        </w:rPr>
+        <w:t>ErrorMessage</w:t>
+      </w:r>
+      <w:proofErr w:type="spellEnd"/>
+    </w:p>
+    <w:p>
+      <w:pPr>
+        <w:rPr>
+          <w:lang w:val="en-US"/>
+        </w:rPr>
+      </w:pPr>
+      <w:r>
+        <w:rPr>
+          <w:lang w:val="en-US"/>
+        </w:rPr>
+        <w:tab/>
+      </w:r>
+      <w:r>
+        <w:rPr>
+          <w:lang w:val="en-US"/>
+        </w:rPr>
+        <w:t xml:space="preserve">+ </w:t>
+      </w:r>
+      <w:r>
+        <w:rPr>
+          <w:lang w:val="en-US"/>
+        </w:rPr>
+        <w:t xml:space="preserve">0.0.5.1.2. </w:t>
+      </w:r>
       <w:proofErr w:type="spellStart"/>
       <w:r>
         <w:rPr>
           <w:lang w:val="en-US"/>
         </w:rPr>
-        <w:t>ErrorMessage</w:t>
+        <w:t>DbClient</w:t>
       </w:r>
       <w:proofErr w:type="spellEnd"/>
-    </w:p>
-    <w:p>
-      <w:pPr>
-        <w:rPr>
-          <w:lang w:val="en-US"/>
-        </w:rPr>
-      </w:pPr>
-      <w:r>
+      <w:r>
+        <w:rPr>
+          <w:lang w:val="en-US"/>
+        </w:rPr>
+        <w:t>.</w:t>
+      </w:r>
+      <w:r>
+        <w:rPr>
+          <w:lang w:val="en-US"/>
+        </w:rPr>
+        <w:t xml:space="preserve"> </w:t>
+      </w:r>
+      <w:r>
+        <w:rPr>
+          <w:lang w:val="en-US"/>
+        </w:rPr>
+        <w:t>Deploy</w:t>
+      </w:r>
+      <w:r>
+        <w:rPr>
+          <w:lang w:val="en-US"/>
+        </w:rPr>
+        <w:t>.</w:t>
+      </w:r>
+      <w:r>
+        <w:rPr>
+          <w:lang w:val="en-US"/>
+        </w:rPr>
+        <w:t xml:space="preserve"> </w:t>
+      </w:r>
+      <w:proofErr w:type="gramStart"/>
+      <w:r>
+        <w:rPr>
+          <w:lang w:val="en-US"/>
+        </w:rPr>
+        <w:t>1.CreateTables.sql</w:t>
+      </w:r>
+      <w:proofErr w:type="gramEnd"/>
+    </w:p>
+    <w:p>
+      <w:pPr>
+        <w:rPr>
+          <w:lang w:val="en-US"/>
+        </w:rPr>
+      </w:pPr>
+      <w:r>
+        <w:rPr>
+          <w:lang w:val="en-US"/>
+        </w:rPr>
         <w:tab/>
       </w:r>
       <w:r>
         <w:rPr>
           <w:lang w:val="en-US"/>
         </w:rPr>
-        <w:t xml:space="preserve">+ </w:t>
-      </w:r>
-      <w:r>
-        <w:rPr>
-          <w:lang w:val="en-US"/>
-        </w:rPr>
-        <w:t xml:space="preserve">0.0.5.1.2. </w:t>
+        <w:t>0.0.5.1.</w:t>
+      </w:r>
+      <w:r>
+        <w:rPr>
+          <w:lang w:val="en-US"/>
+        </w:rPr>
+        <w:t>3</w:t>
+      </w:r>
+      <w:r>
+        <w:rPr>
+          <w:lang w:val="en-US"/>
+        </w:rPr>
+        <w:t>.</w:t>
+      </w:r>
+      <w:r>
+        <w:rPr>
+          <w:lang w:val="en-US"/>
+        </w:rPr>
+        <w:t xml:space="preserve"> </w:t>
       </w:r>
       <w:proofErr w:type="spellStart"/>
       <w:r>
         <w:rPr>
           <w:lang w:val="en-US"/>
         </w:rPr>
-        <w:t>DbClient</w:t>
+        <w:t>Contract.Model.ErrorMessage</w:t>
       </w:r>
       <w:proofErr w:type="spellEnd"/>
+    </w:p>
+    <w:p>
+      <w:pPr>
+        <w:rPr>
+          <w:lang w:val="en-US"/>
+        </w:rPr>
+      </w:pPr>
+      <w:r>
+        <w:rPr>
+          <w:lang w:val="en-US"/>
+        </w:rPr>
+        <w:tab/>
+      </w:r>
+      <w:r>
+        <w:rPr>
+          <w:lang w:val="en-US"/>
+        </w:rPr>
+        <w:t xml:space="preserve">0.0.5.1.4. </w:t>
+      </w:r>
+      <w:r>
+        <w:rPr>
+          <w:lang w:val="en-US"/>
+        </w:rPr>
+        <w:t>DB</w:t>
+      </w:r>
       <w:r>
         <w:rPr>
           <w:lang w:val="en-US"/>
@@ -359,7 +509,7 @@
         <w:rPr>
           <w:lang w:val="en-US"/>
         </w:rPr>
-        <w:t>Deploy</w:t>
+        <w:t>Model</w:t>
       </w:r>
       <w:r>
         <w:rPr>
@@ -373,14 +523,12 @@
         </w:rPr>
         <w:t xml:space="preserve"> </w:t>
       </w:r>
-      <w:proofErr w:type="gramStart"/>
-      <w:r>
-        <w:rPr>
-          <w:lang w:val="en-US"/>
-        </w:rPr>
-        <w:t>1.CreateTables.sql</w:t>
-      </w:r>
-      <w:proofErr w:type="gramEnd"/>
+      <w:r>
+        <w:rPr>
+          <w:lang w:val="en-US"/>
+        </w:rPr>
+        <w:t>Project</w:t>
+      </w:r>
     </w:p>
     <w:p>
       <w:pPr>
@@ -398,13 +546,25 @@
         <w:rPr>
           <w:lang w:val="en-US"/>
         </w:rPr>
-        <w:t>0.0.5.1.</w:t>
-      </w:r>
-      <w:r>
-        <w:rPr>
-          <w:lang w:val="en-US"/>
-        </w:rPr>
-        <w:t>3</w:t>
+        <w:t>+</w:t>
+      </w:r>
+      <w:r>
+        <w:rPr>
+          <w:lang w:val="en-US"/>
+        </w:rPr>
+        <w:t>0.0.5.1.5.</w:t>
+      </w:r>
+      <w:r>
+        <w:rPr>
+          <w:lang w:val="en-US"/>
+        </w:rPr>
+        <w:t xml:space="preserve"> </w:t>
+      </w:r>
+      <w:r>
+        <w:rPr>
+          <w:lang w:val="en-US"/>
+        </w:rPr>
+        <w:t>DB</w:t>
       </w:r>
       <w:r>
         <w:rPr>
@@ -418,17 +578,130 @@
         </w:rPr>
         <w:t xml:space="preserve"> </w:t>
       </w:r>
+      <w:r>
+        <w:rPr>
+          <w:lang w:val="en-US"/>
+        </w:rPr>
+        <w:t>Model</w:t>
+      </w:r>
+      <w:r>
+        <w:rPr>
+          <w:lang w:val="en-US"/>
+        </w:rPr>
+        <w:t>.</w:t>
+      </w:r>
+      <w:r>
+        <w:rPr>
+          <w:lang w:val="en-US"/>
+        </w:rPr>
+        <w:t xml:space="preserve"> </w:t>
+      </w:r>
+      <w:r>
+        <w:rPr>
+          <w:lang w:val="en-US"/>
+        </w:rPr>
+        <w:t>Project</w:t>
+      </w:r>
+    </w:p>
+    <w:p>
+      <w:pPr>
+        <w:rPr>
+          <w:lang w:val="en-US"/>
+        </w:rPr>
+      </w:pPr>
+    </w:p>
+    <w:p>
+      <w:pPr>
+        <w:rPr>
+          <w:lang w:val="en-US"/>
+        </w:rPr>
+      </w:pPr>
+    </w:p>
+    <w:p>
+      <w:pPr>
+        <w:spacing w:after="0" w:line="360" w:lineRule="auto"/>
+        <w:jc w:val="both"/>
+        <w:rPr>
+          <w:lang w:val="en-US"/>
+        </w:rPr>
+      </w:pPr>
+      <w:r>
+        <w:rPr>
+          <w:lang w:val="en-US"/>
+        </w:rPr>
+        <w:t>0.0.5.</w:t>
+      </w:r>
+      <w:r>
+        <w:rPr>
+          <w:lang w:val="en-US"/>
+        </w:rPr>
+        <w:t>2</w:t>
+      </w:r>
+      <w:r>
+        <w:rPr>
+          <w:lang w:val="en-US"/>
+        </w:rPr>
+        <w:t xml:space="preserve">. </w:t>
+      </w:r>
+      <w:r>
+        <w:t>Юнит</w:t>
+      </w:r>
+      <w:r>
+        <w:rPr>
+          <w:lang w:val="en-US"/>
+        </w:rPr>
+        <w:t>-</w:t>
+      </w:r>
+      <w:r>
+        <w:t>тесты</w:t>
+      </w:r>
+      <w:r>
+        <w:rPr>
+          <w:lang w:val="en-US"/>
+        </w:rPr>
+        <w:t>:</w:t>
+      </w:r>
+    </w:p>
+    <w:p>
+      <w:pPr>
+        <w:spacing w:after="0" w:line="360" w:lineRule="auto"/>
+        <w:jc w:val="both"/>
+        <w:rPr>
+          <w:lang w:val="en-US"/>
+        </w:rPr>
+      </w:pPr>
+      <w:r>
+        <w:rPr>
+          <w:lang w:val="en-US"/>
+        </w:rPr>
+        <w:tab/>
+        <w:t>0.0.5.</w:t>
+      </w:r>
+      <w:r>
+        <w:rPr>
+          <w:lang w:val="en-US"/>
+        </w:rPr>
+        <w:t>2</w:t>
+      </w:r>
+      <w:r>
+        <w:rPr>
+          <w:lang w:val="en-US"/>
+        </w:rPr>
+        <w:t xml:space="preserve">.1. </w:t>
+      </w:r>
       <w:proofErr w:type="spellStart"/>
       <w:r>
         <w:rPr>
           <w:lang w:val="en-US"/>
         </w:rPr>
-        <w:t>Contract.Model.ErrorMessage</w:t>
+        <w:t>Planning.Controllers.AccountController.Login</w:t>
       </w:r>
       <w:proofErr w:type="spellEnd"/>
     </w:p>
     <w:p>
       <w:pPr>
+        <w:spacing w:after="0" w:line="360" w:lineRule="auto"/>
+        <w:jc w:val="both"/>
         <w:rPr>
           <w:lang w:val="en-US"/>
         </w:rPr>
@@ -443,53 +716,51 @@
         <w:rPr>
           <w:lang w:val="en-US"/>
         </w:rPr>
-        <w:t xml:space="preserve">0.0.5.1.4. </w:t>
-      </w:r>
-      <w:r>
-        <w:rPr>
-          <w:lang w:val="en-US"/>
-        </w:rPr>
-        <w:t>DB</w:t>
-      </w:r>
-      <w:r>
-        <w:rPr>
-          <w:lang w:val="en-US"/>
-        </w:rPr>
-        <w:t>.</w:t>
-      </w:r>
-      <w:r>
-        <w:rPr>
-          <w:lang w:val="en-US"/>
-        </w:rPr>
-        <w:t xml:space="preserve"> </w:t>
-      </w:r>
-      <w:r>
-        <w:rPr>
-          <w:lang w:val="en-US"/>
-        </w:rPr>
-        <w:t>Model</w:t>
-      </w:r>
-      <w:r>
-        <w:rPr>
-          <w:lang w:val="en-US"/>
-        </w:rPr>
-        <w:t>.</w:t>
-      </w:r>
-      <w:r>
-        <w:rPr>
-          <w:lang w:val="en-US"/>
-        </w:rPr>
-        <w:t xml:space="preserve"> </w:t>
-      </w:r>
-      <w:r>
-        <w:rPr>
-          <w:lang w:val="en-US"/>
-        </w:rPr>
-        <w:t>Project</w:t>
-      </w:r>
-    </w:p>
-    <w:p>
-      <w:pPr>
+        <w:t>+</w:t>
+      </w:r>
+      <w:r>
+        <w:rPr>
+          <w:lang w:val="en-US"/>
+        </w:rPr>
+        <w:t>0.0.5.</w:t>
+      </w:r>
+      <w:r>
+        <w:rPr>
+          <w:lang w:val="en-US"/>
+        </w:rPr>
+        <w:t>2</w:t>
+      </w:r>
+      <w:r>
+        <w:rPr>
+          <w:lang w:val="en-US"/>
+        </w:rPr>
+        <w:t xml:space="preserve">.2 </w:t>
+      </w:r>
+      <w:proofErr w:type="spellStart"/>
+      <w:r>
+        <w:rPr>
+          <w:lang w:val="en-US"/>
+        </w:rPr>
+        <w:t>Planning.Con</w:t>
+      </w:r>
+      <w:r>
+        <w:rPr>
+          <w:lang w:val="en-US"/>
+        </w:rPr>
+        <w:t>trollers.AccountController.Log</w:t>
+      </w:r>
+      <w:r>
+        <w:rPr>
+          <w:lang w:val="en-US"/>
+        </w:rPr>
+        <w:t>out</w:t>
+      </w:r>
+      <w:proofErr w:type="spellEnd"/>
+    </w:p>
+    <w:p>
+      <w:pPr>
+        <w:spacing w:after="0" w:line="360" w:lineRule="auto"/>
+        <w:jc w:val="both"/>
         <w:rPr>
           <w:lang w:val="en-US"/>
         </w:rPr>
@@ -499,251 +770,30 @@
           <w:lang w:val="en-US"/>
         </w:rPr>
         <w:tab/>
-      </w:r>
-      <w:r>
-        <w:rPr>
-          <w:lang w:val="en-US"/>
-        </w:rPr>
-        <w:t>+</w:t>
+        <w:t>0.0.5.</w:t>
+      </w:r>
+      <w:r>
+        <w:rPr>
+          <w:lang w:val="en-US"/>
+        </w:rPr>
+        <w:t>2</w:t>
+      </w:r>
+      <w:r>
+        <w:rPr>
+          <w:lang w:val="en-US"/>
+        </w:rPr>
+        <w:t xml:space="preserve">.3. </w:t>
+      </w:r>
+      <w:proofErr w:type="spellStart"/>
+      <w:r>
+        <w:rPr>
+          <w:lang w:val="en-US"/>
+        </w:rPr>
+        <w:t>Planning.Controllers.AccountController.Login</w:t>
       </w:r>
       <w:bookmarkStart w:id="0" w:name="_GoBack"/>
       <w:bookmarkEnd w:id="0"/>
-      <w:r>
-        <w:rPr>
-          <w:lang w:val="en-US"/>
-        </w:rPr>
-        <w:t>0.0.5.1.5.</w:t>
-      </w:r>
-      <w:r>
-        <w:rPr>
-          <w:lang w:val="en-US"/>
-        </w:rPr>
-        <w:t xml:space="preserve"> </w:t>
-      </w:r>
-      <w:r>
-        <w:rPr>
-          <w:lang w:val="en-US"/>
-        </w:rPr>
-        <w:t>DB</w:t>
-      </w:r>
-      <w:r>
-        <w:rPr>
-          <w:lang w:val="en-US"/>
-        </w:rPr>
-        <w:t>.</w:t>
-      </w:r>
-      <w:r>
-        <w:rPr>
-          <w:lang w:val="en-US"/>
-        </w:rPr>
-        <w:t xml:space="preserve"> </w:t>
-      </w:r>
-      <w:r>
-        <w:rPr>
-          <w:lang w:val="en-US"/>
-        </w:rPr>
-        <w:t>Model</w:t>
-      </w:r>
-      <w:r>
-        <w:rPr>
-          <w:lang w:val="en-US"/>
-        </w:rPr>
-        <w:t>.</w:t>
-      </w:r>
-      <w:r>
-        <w:rPr>
-          <w:lang w:val="en-US"/>
-        </w:rPr>
-        <w:t xml:space="preserve"> </w:t>
-      </w:r>
-      <w:r>
-        <w:rPr>
-          <w:lang w:val="en-US"/>
-        </w:rPr>
-        <w:t>Project</w:t>
-      </w:r>
-    </w:p>
-    <w:p>
-      <w:pPr>
-        <w:rPr>
-          <w:lang w:val="en-US"/>
-        </w:rPr>
-      </w:pPr>
-    </w:p>
-    <w:p>
-      <w:pPr>
-        <w:rPr>
-          <w:lang w:val="en-US"/>
-        </w:rPr>
-      </w:pPr>
-    </w:p>
-    <w:p>
-      <w:pPr>
-        <w:spacing w:after="0" w:line="360" w:lineRule="auto"/>
-        <w:jc w:val="both"/>
-        <w:rPr>
-          <w:lang w:val="en-US"/>
-        </w:rPr>
-      </w:pPr>
-      <w:r>
-        <w:rPr>
-          <w:lang w:val="en-US"/>
-        </w:rPr>
-        <w:t>0.0.5.</w:t>
-      </w:r>
-      <w:r>
-        <w:rPr>
-          <w:lang w:val="en-US"/>
-        </w:rPr>
-        <w:t>2</w:t>
-      </w:r>
-      <w:r>
-        <w:rPr>
-          <w:lang w:val="en-US"/>
-        </w:rPr>
-        <w:t xml:space="preserve">. </w:t>
-      </w:r>
-      <w:r>
-        <w:t>Юнит</w:t>
-      </w:r>
-      <w:r>
-        <w:rPr>
-          <w:lang w:val="en-US"/>
-        </w:rPr>
-        <w:t>-</w:t>
-      </w:r>
-      <w:r>
-        <w:t>тесты</w:t>
-      </w:r>
-      <w:r>
-        <w:rPr>
-          <w:lang w:val="en-US"/>
-        </w:rPr>
-        <w:t>:</w:t>
-      </w:r>
-    </w:p>
-    <w:p>
-      <w:pPr>
-        <w:spacing w:after="0" w:line="360" w:lineRule="auto"/>
-        <w:jc w:val="both"/>
-        <w:rPr>
-          <w:lang w:val="en-US"/>
-        </w:rPr>
-      </w:pPr>
-      <w:r>
-        <w:rPr>
-          <w:lang w:val="en-US"/>
-        </w:rPr>
-        <w:tab/>
-        <w:t>0.0.5.</w:t>
-      </w:r>
-      <w:r>
-        <w:rPr>
-          <w:lang w:val="en-US"/>
-        </w:rPr>
-        <w:t>2</w:t>
-      </w:r>
-      <w:r>
-        <w:rPr>
-          <w:lang w:val="en-US"/>
-        </w:rPr>
-        <w:t xml:space="preserve">.1. </w:t>
-      </w:r>
-      <w:proofErr w:type="spellStart"/>
-      <w:r>
-        <w:rPr>
-          <w:lang w:val="en-US"/>
-        </w:rPr>
-        <w:t>Planning.Controllers.AccountController.Login</w:t>
-      </w:r>
       <w:proofErr w:type="spellEnd"/>
-    </w:p>
-    <w:p>
-      <w:pPr>
-        <w:spacing w:after="0" w:line="360" w:lineRule="auto"/>
-        <w:jc w:val="both"/>
-        <w:rPr>
-          <w:lang w:val="en-US"/>
-        </w:rPr>
-      </w:pPr>
-      <w:r>
-        <w:rPr>
-          <w:lang w:val="en-US"/>
-        </w:rPr>
-        <w:tab/>
-      </w:r>
-      <w:r>
-        <w:rPr>
-          <w:lang w:val="en-US"/>
-        </w:rPr>
-        <w:t>+</w:t>
-      </w:r>
-      <w:r>
-        <w:rPr>
-          <w:lang w:val="en-US"/>
-        </w:rPr>
-        <w:t>0.0.5.</w:t>
-      </w:r>
-      <w:r>
-        <w:rPr>
-          <w:lang w:val="en-US"/>
-        </w:rPr>
-        <w:t>2</w:t>
-      </w:r>
-      <w:r>
-        <w:rPr>
-          <w:lang w:val="en-US"/>
-        </w:rPr>
-        <w:t xml:space="preserve">.2 </w:t>
-      </w:r>
-      <w:proofErr w:type="spellStart"/>
-      <w:r>
-        <w:rPr>
-          <w:lang w:val="en-US"/>
-        </w:rPr>
-        <w:t>Planning.Con</w:t>
-      </w:r>
-      <w:r>
-        <w:rPr>
-          <w:lang w:val="en-US"/>
-        </w:rPr>
-        <w:t>trollers.AccountController.Log</w:t>
-      </w:r>
-      <w:r>
-        <w:rPr>
-          <w:lang w:val="en-US"/>
-        </w:rPr>
-        <w:t>out</w:t>
-      </w:r>
-      <w:proofErr w:type="spellEnd"/>
-    </w:p>
-    <w:p>
-      <w:pPr>
-        <w:spacing w:after="0" w:line="360" w:lineRule="auto"/>
-        <w:jc w:val="both"/>
-        <w:rPr>
-          <w:lang w:val="en-US"/>
-        </w:rPr>
-      </w:pPr>
-      <w:r>
-        <w:rPr>
-          <w:lang w:val="en-US"/>
-        </w:rPr>
-        <w:tab/>
-        <w:t>0.0.5.</w:t>
-      </w:r>
-      <w:r>
-        <w:rPr>
-          <w:lang w:val="en-US"/>
-        </w:rPr>
-        <w:t>2</w:t>
-      </w:r>
-      <w:r>
-        <w:rPr>
-          <w:lang w:val="en-US"/>
-        </w:rPr>
-        <w:t xml:space="preserve">.3. </w:t>
-      </w:r>
     </w:p>
     <w:p>
       <w:pPr>

--- a/Docs/TechTask/ТЗ 0.0.5.docx
+++ b/Docs/TechTask/ТЗ 0.0.5.docx
@@ -791,215 +791,255 @@
         </w:rPr>
         <w:t>Planning.Controllers.AccountController.Login</w:t>
       </w:r>
+      <w:proofErr w:type="spellEnd"/>
+    </w:p>
+    <w:p>
+      <w:pPr>
+        <w:spacing w:after="0" w:line="360" w:lineRule="auto"/>
+        <w:jc w:val="both"/>
+        <w:rPr>
+          <w:lang w:val="en-US"/>
+        </w:rPr>
+      </w:pPr>
+      <w:r>
+        <w:rPr>
+          <w:lang w:val="en-US"/>
+        </w:rPr>
+        <w:tab/>
+        <w:t>0.0.5.</w:t>
+      </w:r>
+      <w:r>
+        <w:rPr>
+          <w:lang w:val="en-US"/>
+        </w:rPr>
+        <w:t>2</w:t>
+      </w:r>
+      <w:r>
+        <w:rPr>
+          <w:lang w:val="en-US"/>
+        </w:rPr>
+        <w:t xml:space="preserve">.4. </w:t>
+      </w:r>
+      <w:proofErr w:type="spellStart"/>
+      <w:r>
+        <w:rPr>
+          <w:lang w:val="en-US"/>
+        </w:rPr>
+        <w:t>Planning</w:t>
+      </w:r>
+      <w:r>
+        <w:rPr>
+          <w:lang w:val="en-US"/>
+        </w:rPr>
+        <w:t>.Con</w:t>
+      </w:r>
+      <w:r>
+        <w:rPr>
+          <w:lang w:val="en-US"/>
+        </w:rPr>
+        <w:t>trollers.AccountController.Logout</w:t>
+      </w:r>
+      <w:proofErr w:type="spellEnd"/>
+    </w:p>
+    <w:p>
+      <w:pPr>
+        <w:spacing w:after="0" w:line="360" w:lineRule="auto"/>
+        <w:jc w:val="both"/>
+        <w:rPr>
+          <w:lang w:val="en-US"/>
+        </w:rPr>
+      </w:pPr>
+      <w:r>
+        <w:rPr>
+          <w:lang w:val="en-US"/>
+        </w:rPr>
+        <w:tab/>
+      </w:r>
+      <w:r>
+        <w:rPr>
+          <w:lang w:val="en-US"/>
+        </w:rPr>
+        <w:t>+</w:t>
+      </w:r>
       <w:bookmarkStart w:id="0" w:name="_GoBack"/>
       <w:bookmarkEnd w:id="0"/>
+      <w:r>
+        <w:rPr>
+          <w:lang w:val="en-US"/>
+        </w:rPr>
+        <w:t xml:space="preserve">0.0.5.2.5. </w:t>
+      </w:r>
+      <w:r>
+        <w:rPr>
+          <w:lang w:val="en-US"/>
+        </w:rPr>
+        <w:t>Planning.Con</w:t>
+      </w:r>
+      <w:r>
+        <w:rPr>
+          <w:lang w:val="en-US"/>
+        </w:rPr>
+        <w:t>trollers.AccountController.Logout</w:t>
+      </w:r>
+    </w:p>
+    <w:p>
+      <w:pPr>
+        <w:spacing w:after="0" w:line="360" w:lineRule="auto"/>
+        <w:jc w:val="both"/>
+        <w:rPr>
+          <w:lang w:val="en-US"/>
+        </w:rPr>
+      </w:pPr>
+    </w:p>
+    <w:p>
+      <w:pPr>
+        <w:rPr>
+          <w:lang w:val="en-US"/>
+        </w:rPr>
+      </w:pPr>
+    </w:p>
+    <w:p>
+      <w:pPr>
+        <w:rPr>
+          <w:lang w:val="en-US"/>
+        </w:rPr>
+      </w:pPr>
+      <w:r>
+        <w:rPr>
+          <w:lang w:val="en-US"/>
+        </w:rPr>
+        <w:t xml:space="preserve">0.0.5.3. </w:t>
+      </w:r>
+      <w:r>
+        <w:t>Интеграционные</w:t>
+      </w:r>
+      <w:r>
+        <w:rPr>
+          <w:lang w:val="en-US"/>
+        </w:rPr>
+        <w:t xml:space="preserve"> </w:t>
+      </w:r>
+      <w:r>
+        <w:t>тесты</w:t>
+      </w:r>
+    </w:p>
+    <w:p>
+      <w:pPr>
+        <w:rPr>
+          <w:lang w:val="en-US"/>
+        </w:rPr>
+      </w:pPr>
+      <w:r>
+        <w:rPr>
+          <w:lang w:val="en-US"/>
+        </w:rPr>
+        <w:tab/>
+      </w:r>
+      <w:r>
+        <w:rPr>
+          <w:lang w:val="en-US"/>
+        </w:rPr>
+        <w:t xml:space="preserve">0.0.5.3.1. </w:t>
+      </w:r>
+    </w:p>
+    <w:p>
+      <w:pPr>
+        <w:rPr>
+          <w:lang w:val="en-US"/>
+        </w:rPr>
+      </w:pPr>
+      <w:r>
+        <w:rPr>
+          <w:lang w:val="en-US"/>
+        </w:rPr>
+        <w:tab/>
+        <w:t xml:space="preserve">0.0.5.3.2. </w:t>
+      </w:r>
+    </w:p>
+    <w:p>
+      <w:pPr>
+        <w:rPr>
+          <w:lang w:val="en-US"/>
+        </w:rPr>
+      </w:pPr>
+      <w:r>
+        <w:rPr>
+          <w:lang w:val="en-US"/>
+        </w:rPr>
+        <w:tab/>
+        <w:t xml:space="preserve">0.0.5.3.3. </w:t>
+      </w:r>
+    </w:p>
+    <w:p>
+      <w:pPr>
+        <w:rPr>
+          <w:lang w:val="en-US"/>
+        </w:rPr>
+      </w:pPr>
+      <w:r>
+        <w:rPr>
+          <w:lang w:val="en-US"/>
+        </w:rPr>
+        <w:tab/>
+        <w:t xml:space="preserve">0.0.5.3.4. </w:t>
+      </w:r>
+      <w:r>
+        <w:t>Клиент</w:t>
+      </w:r>
+      <w:r>
+        <w:rPr>
+          <w:lang w:val="en-US"/>
+        </w:rPr>
+        <w:t xml:space="preserve">. </w:t>
+      </w:r>
+      <w:r>
+        <w:t>Авторизация</w:t>
+      </w:r>
+      <w:r>
+        <w:rPr>
+          <w:lang w:val="en-US"/>
+        </w:rPr>
+        <w:t xml:space="preserve">. </w:t>
+      </w:r>
+      <w:r>
+        <w:t>Вход</w:t>
+      </w:r>
+    </w:p>
+    <w:p>
+      <w:r>
+        <w:rPr>
+          <w:lang w:val="en-US"/>
+        </w:rPr>
+        <w:tab/>
+      </w:r>
+      <w:proofErr w:type="gramStart"/>
+      <w:r>
+        <w:rPr>
+          <w:lang w:val="en-US"/>
+        </w:rPr>
+        <w:t xml:space="preserve">0.0.5.3.5. </w:t>
+      </w:r>
+      <w:proofErr w:type="spellStart"/>
+      <w:r>
+        <w:rPr>
+          <w:lang w:val="en-US"/>
+        </w:rPr>
+        <w:t>Api</w:t>
+      </w:r>
       <w:proofErr w:type="spellEnd"/>
-    </w:p>
-    <w:p>
-      <w:pPr>
-        <w:spacing w:after="0" w:line="360" w:lineRule="auto"/>
-        <w:jc w:val="both"/>
-        <w:rPr>
-          <w:lang w:val="en-US"/>
-        </w:rPr>
-      </w:pPr>
-      <w:r>
-        <w:rPr>
-          <w:lang w:val="en-US"/>
-        </w:rPr>
-        <w:tab/>
-        <w:t>0.0.5.</w:t>
-      </w:r>
-      <w:r>
-        <w:rPr>
-          <w:lang w:val="en-US"/>
-        </w:rPr>
-        <w:t>2</w:t>
-      </w:r>
-      <w:r>
-        <w:rPr>
-          <w:lang w:val="en-US"/>
-        </w:rPr>
-        <w:t xml:space="preserve">.4. </w:t>
+      <w:proofErr w:type="gramEnd"/>
+      <w:r>
+        <w:t xml:space="preserve"> </w:t>
+      </w:r>
+      <w:r>
+        <w:rPr>
+          <w:lang w:val="en-US"/>
+        </w:rPr>
+        <w:t>r</w:t>
       </w:r>
       <w:proofErr w:type="spellStart"/>
       <w:r>
-        <w:rPr>
-          <w:lang w:val="en-US"/>
-        </w:rPr>
-        <w:t>Planning</w:t>
-      </w:r>
-      <w:r>
-        <w:rPr>
-          <w:lang w:val="en-US"/>
-        </w:rPr>
-        <w:t>.Con</w:t>
-      </w:r>
-      <w:r>
-        <w:rPr>
-          <w:lang w:val="en-US"/>
-        </w:rPr>
-        <w:t>trollers.AccountController.Logout</w:t>
-      </w:r>
-      <w:proofErr w:type="spellEnd"/>
-    </w:p>
-    <w:p>
-      <w:pPr>
-        <w:spacing w:after="0" w:line="360" w:lineRule="auto"/>
-        <w:jc w:val="both"/>
-        <w:rPr>
-          <w:lang w:val="en-US"/>
-        </w:rPr>
-      </w:pPr>
-      <w:r>
-        <w:rPr>
-          <w:lang w:val="en-US"/>
-        </w:rPr>
-        <w:tab/>
-      </w:r>
-      <w:r>
-        <w:rPr>
-          <w:lang w:val="en-US"/>
-        </w:rPr>
-        <w:t xml:space="preserve">0.0.5.2.5. </w:t>
-      </w:r>
-      <w:r>
-        <w:rPr>
-          <w:lang w:val="en-US"/>
-        </w:rPr>
-        <w:t>Planning.Con</w:t>
-      </w:r>
-      <w:r>
-        <w:rPr>
-          <w:lang w:val="en-US"/>
-        </w:rPr>
-        <w:t>trollers.AccountController.Logout</w:t>
-      </w:r>
-    </w:p>
-    <w:p>
-      <w:pPr>
-        <w:spacing w:after="0" w:line="360" w:lineRule="auto"/>
-        <w:jc w:val="both"/>
-        <w:rPr>
-          <w:lang w:val="en-US"/>
-        </w:rPr>
-      </w:pPr>
-    </w:p>
-    <w:p>
-      <w:pPr>
-        <w:rPr>
-          <w:lang w:val="en-US"/>
-        </w:rPr>
-      </w:pPr>
-    </w:p>
-    <w:p>
-      <w:pPr>
-        <w:rPr>
-          <w:lang w:val="en-US"/>
-        </w:rPr>
-      </w:pPr>
-      <w:r>
-        <w:rPr>
-          <w:lang w:val="en-US"/>
-        </w:rPr>
-        <w:t xml:space="preserve">0.0.5.3. </w:t>
-      </w:r>
-      <w:r>
-        <w:t>Интеграционные</w:t>
-      </w:r>
-      <w:r>
-        <w:rPr>
-          <w:lang w:val="en-US"/>
-        </w:rPr>
-        <w:t xml:space="preserve"> </w:t>
-      </w:r>
-      <w:r>
-        <w:t>тесты</w:t>
-      </w:r>
-    </w:p>
-    <w:p>
-      <w:r>
-        <w:rPr>
-          <w:lang w:val="en-US"/>
-        </w:rPr>
-        <w:tab/>
-      </w:r>
-      <w:r>
-        <w:t>0.0.5.3.</w:t>
-      </w:r>
-      <w:r>
-        <w:t xml:space="preserve">1. </w:t>
-      </w:r>
-    </w:p>
-    <w:p>
-      <w:r>
-        <w:tab/>
-      </w:r>
-      <w:r>
-        <w:t>0.0.5.3.</w:t>
-      </w:r>
-      <w:r>
-        <w:t xml:space="preserve">2. </w:t>
-      </w:r>
-    </w:p>
-    <w:p>
-      <w:r>
-        <w:tab/>
-      </w:r>
-      <w:r>
-        <w:t>0.0.5.3.</w:t>
-      </w:r>
-      <w:r>
-        <w:t xml:space="preserve">3. </w:t>
-      </w:r>
-    </w:p>
-    <w:p>
-      <w:r>
-        <w:tab/>
-      </w:r>
-      <w:r>
-        <w:t>0.0.5.3.</w:t>
-      </w:r>
-      <w:r>
-        <w:t xml:space="preserve">4. </w:t>
-      </w:r>
-      <w:r>
-        <w:t>Клиент</w:t>
-      </w:r>
-      <w:r>
-        <w:t>.</w:t>
-      </w:r>
-      <w:r>
-        <w:t xml:space="preserve"> Авторизация</w:t>
-      </w:r>
-      <w:r>
-        <w:t>.</w:t>
-      </w:r>
-      <w:r>
-        <w:t xml:space="preserve"> Вход</w:t>
-      </w:r>
-    </w:p>
-    <w:p>
-      <w:r>
-        <w:tab/>
-      </w:r>
-      <w:r>
-        <w:t>0.0.5.3.</w:t>
-      </w:r>
-      <w:r>
-        <w:t xml:space="preserve">5. </w:t>
-      </w:r>
-      <w:proofErr w:type="spellStart"/>
-      <w:r>
-        <w:t>Api</w:t>
-      </w:r>
-      <w:proofErr w:type="spellEnd"/>
-      <w:r>
-        <w:t xml:space="preserve"> </w:t>
-      </w:r>
-      <w:proofErr w:type="spellStart"/>
-      <w:r>
-        <w:t>rest</w:t>
+        <w:t>est</w:t>
       </w:r>
       <w:proofErr w:type="spellEnd"/>
       <w:r>
